--- a/EJERCICIOS/EJERCICIO 07. PRACTICA CON JASPER AI.docx
+++ b/EJERCICIOS/EJERCICIO 07. PRACTICA CON JASPER AI.docx
@@ -169,21 +169,7 @@
         <w:rPr>
           <w:highlight w:val="lightGray"/>
         </w:rPr>
-        <w:t xml:space="preserve">ROL: Eres un experto en Transformación digital e Inteligencia Artificial con más de 20 años de experiencia. Contexto: Tenemos que poner en marcha un proyecto con la herramienta JASPER AI en nuestra empresa. Instrucciones: </w:t>
-      </w:r>
-      <w:proofErr w:type="spellStart"/>
-      <w:r>
-        <w:rPr>
-          <w:highlight w:val="lightGray"/>
-        </w:rPr>
-        <w:t>Creame</w:t>
-      </w:r>
-      <w:proofErr w:type="spellEnd"/>
-      <w:r>
-        <w:rPr>
-          <w:highlight w:val="lightGray"/>
-        </w:rPr>
-        <w:t xml:space="preserve"> un plan de aprendizaje acelerado de la misma , paso a paso, en tono didáctico. </w:t>
+        <w:t xml:space="preserve">ROL: Eres un experto en Transformación digital e Inteligencia Artificial con más de 20 años de experiencia. Contexto: Tenemos que poner en marcha un proyecto con la herramienta JASPER AI en nuestra empresa. Instrucciones: Creame un plan de aprendizaje acelerado de la misma , paso a paso, en tono didáctico. </w:t>
       </w:r>
       <w:r>
         <w:rPr>
@@ -257,21 +243,7 @@
         <w:rPr>
           <w:rStyle w:val="Hipervnculo"/>
         </w:rPr>
-        <w:t xml:space="preserve">Respuesta </w:t>
-      </w:r>
-      <w:proofErr w:type="spellStart"/>
-      <w:r>
-        <w:rPr>
-          <w:rStyle w:val="Hipervnculo"/>
-        </w:rPr>
-        <w:t>ChatGPT</w:t>
-      </w:r>
-      <w:proofErr w:type="spellEnd"/>
-      <w:r>
-        <w:rPr>
-          <w:rStyle w:val="Hipervnculo"/>
-        </w:rPr>
-        <w:t>:</w:t>
+        <w:t>Respuesta ChatGPT:</w:t>
       </w:r>
       <w:r>
         <w:rPr>
@@ -279,6 +251,2087 @@
         </w:rPr>
         <w:br/>
       </w:r>
+    </w:p>
+    <w:p>
+      <w:pPr>
+        <w:jc w:val="center"/>
+      </w:pPr>
+      <w:r>
+        <w:rPr>
+          <w:rFonts w:ascii="Aptos Display" w:hAnsi="Aptos Display"/>
+          <w:b/>
+          <w:color w:val="123456"/>
+          <w:sz w:val="48"/>
+        </w:rPr>
+        <w:t>Plan de aprendizaje acelerado</w:t>
+      </w:r>
+      <w:r>
+        <w:rPr>
+          <w:rFonts w:ascii="Aptos Display" w:hAnsi="Aptos Display"/>
+          <w:b/>
+          <w:color w:val="123456"/>
+          <w:sz w:val="48"/>
+        </w:rPr>
+        <w:br/>
+        <w:t>JASPER AI</w:t>
+      </w:r>
+    </w:p>
+    <w:p>
+      <w:pPr>
+        <w:jc w:val="center"/>
+      </w:pPr>
+      <w:r>
+        <w:rPr>
+          <w:i/>
+          <w:color w:val="585858"/>
+          <w:sz w:val="24"/>
+        </w:rPr>
+        <w:t>Guía didáctica paso a paso para implantar Jasper en una PYME</w:t>
+      </w:r>
+    </w:p>
+    <w:tbl>
+      <w:tblPr>
+        <w:tblW w:w="0" w:type="auto"/>
+        <w:jc w:val="center"/>
+        <w:tblLayout w:type="fixed"/>
+        <w:tblLook w:val="04A0" w:firstRow="1" w:lastRow="0" w:firstColumn="1" w:lastColumn="0" w:noHBand="0" w:noVBand="1"/>
+      </w:tblPr>
+      <w:tblGrid>
+        <w:gridCol w:w="4968"/>
+        <w:gridCol w:w="4968"/>
+      </w:tblGrid>
+      <w:tr>
+        <w:trPr>
+          <w:jc w:val="center"/>
+        </w:trPr>
+        <w:tc>
+          <w:tcPr>
+            <w:tcW w:w="4968" w:type="dxa"/>
+            <w:shd w:val="clear" w:color="auto" w:fill="1F4E79"/>
+            <w:vAlign w:val="center"/>
+          </w:tcPr>
+          <w:p>
+            <w:r>
+              <w:rPr>
+                <w:rFonts w:ascii="Aptos" w:eastAsia="Aptos" w:hAnsi="Aptos"/>
+                <w:b/>
+                <w:color w:val="FFFFFF"/>
+                <w:sz w:val="20"/>
+              </w:rPr>
+              <w:t>Objetivo</w:t>
+            </w:r>
+          </w:p>
+        </w:tc>
+        <w:tc>
+          <w:tcPr>
+            <w:tcW w:w="4968" w:type="dxa"/>
+            <w:shd w:val="clear" w:color="auto" w:fill="F6F9FC"/>
+            <w:vAlign w:val="center"/>
+          </w:tcPr>
+          <w:p>
+            <w:r>
+              <w:rPr>
+                <w:rFonts w:ascii="Aptos" w:eastAsia="Aptos" w:hAnsi="Aptos"/>
+                <w:sz w:val="20"/>
+              </w:rPr>
+              <w:t>Aprender qué es Jasper, cómo puede aportar valor a la empresa y realizar una primera práctica útil en un entorno real.</w:t>
+            </w:r>
+          </w:p>
+        </w:tc>
+      </w:tr>
+      <w:tr>
+        <w:trPr>
+          <w:jc w:val="center"/>
+        </w:trPr>
+        <w:tc>
+          <w:tcPr>
+            <w:tcW w:w="4968" w:type="dxa"/>
+            <w:shd w:val="clear" w:color="auto" w:fill="1F4E79"/>
+            <w:vAlign w:val="center"/>
+          </w:tcPr>
+          <w:p>
+            <w:r>
+              <w:rPr>
+                <w:rFonts w:ascii="Aptos" w:eastAsia="Aptos" w:hAnsi="Aptos"/>
+                <w:b/>
+                <w:color w:val="FFFFFF"/>
+                <w:sz w:val="20"/>
+              </w:rPr>
+              <w:t>Duración sugerida</w:t>
+            </w:r>
+          </w:p>
+        </w:tc>
+        <w:tc>
+          <w:tcPr>
+            <w:tcW w:w="4968" w:type="dxa"/>
+            <w:shd w:val="clear" w:color="auto" w:fill="F6F9FC"/>
+            <w:vAlign w:val="center"/>
+          </w:tcPr>
+          <w:p>
+            <w:r>
+              <w:rPr>
+                <w:rFonts w:ascii="Aptos" w:eastAsia="Aptos" w:hAnsi="Aptos"/>
+                <w:sz w:val="20"/>
+              </w:rPr>
+              <w:t>2 a 5 días de aprendizaje intensivo, con una primera puesta en marcha operativa desde el día 1.</w:t>
+            </w:r>
+          </w:p>
+        </w:tc>
+      </w:tr>
+    </w:tbl>
+    <w:p/>
+    <w:p>
+      <w:r>
+        <w:rPr>
+          <w:b/>
+          <w:color w:val="C0504D"/>
+        </w:rPr>
+        <w:t>Nota importante:</w:t>
+      </w:r>
+      <w:r>
+        <w:t xml:space="preserve"> la información actual disponible indica que Jasper ofrece prueba gratuita de 7 días del plan Pro, y no un plan gratuito permanente. En este documento se explica la puesta en marcha utilizando esa modalidad de acceso inicial.</w:t>
+      </w:r>
+    </w:p>
+    <w:p>
+      <w:pPr>
+        <w:pStyle w:val="Listaconvietas"/>
+      </w:pPr>
+      <w:r>
+        <w:t>1. Qué es Jasper AI</w:t>
+      </w:r>
+    </w:p>
+    <w:p>
+      <w:pPr>
+        <w:pStyle w:val="Listaconvietas"/>
+      </w:pPr>
+      <w:r>
+        <w:t>2. Usos principales en una PYME</w:t>
+      </w:r>
+    </w:p>
+    <w:p>
+      <w:pPr>
+        <w:pStyle w:val="Listaconvietas"/>
+        <w:rPr>
+          <w:lang w:val="es-ES"/>
+        </w:rPr>
+      </w:pPr>
+      <w:r>
+        <w:rPr>
+          <w:lang w:val="es-ES"/>
+        </w:rPr>
+        <w:t>3. Acceso inicial: prueba gratuita y primeros pasos</w:t>
+      </w:r>
+    </w:p>
+    <w:p>
+      <w:pPr>
+        <w:pStyle w:val="Listaconvietas"/>
+        <w:rPr>
+          <w:lang w:val="es-ES"/>
+        </w:rPr>
+      </w:pPr>
+      <w:r>
+        <w:rPr>
+          <w:lang w:val="es-ES"/>
+        </w:rPr>
+        <w:t>4. Plan de aprendizaje acelerado paso a paso</w:t>
+      </w:r>
+    </w:p>
+    <w:p>
+      <w:pPr>
+        <w:pStyle w:val="Listaconvietas"/>
+      </w:pPr>
+      <w:r>
+        <w:t>5. Ejercicio práctico guiado</w:t>
+      </w:r>
+    </w:p>
+    <w:p>
+      <w:pPr>
+        <w:pStyle w:val="Listaconvietas"/>
+      </w:pPr>
+      <w:r>
+        <w:t>6. Recomendaciones de implantación en empresa</w:t>
+      </w:r>
+    </w:p>
+    <w:p>
+      <w:pPr>
+        <w:pStyle w:val="Listaconvietas"/>
+      </w:pPr>
+      <w:r>
+        <w:t>7. Fuentes consultadas</w:t>
+      </w:r>
+    </w:p>
+    <w:p>
+      <w:pPr>
+        <w:pStyle w:val="Ttulo1"/>
+      </w:pPr>
+      <w:r>
+        <w:lastRenderedPageBreak/>
+        <w:t>1. Qué es Jasper AI</w:t>
+      </w:r>
+    </w:p>
+    <w:p>
+      <w:r>
+        <w:t>Jasper es una plataforma de inteligencia artificial orientada especialmente al trabajo de marketing y creación de contenidos. Su propuesta actual va más allá de un simple generador de texto: integra agentes, flujos de trabajo, control de marca y capacidades para ejecutar tareas de marketing de forma más rápida y consistente.</w:t>
+      </w:r>
+    </w:p>
+    <w:p>
+      <w:r>
+        <w:t>En términos sencillos, Jasper ayuda a una empresa a producir textos, ideas, campañas, piezas de contenido y borradores de trabajo con apoyo de IA, manteniendo una línea de estilo más homogénea. Esto lo convierte en una herramienta útil para equipos que necesitan comunicar mejor, publicar más rápido y reducir trabajo repetitivo.</w:t>
+      </w:r>
+    </w:p>
+    <w:p>
+      <w:pPr>
+        <w:pStyle w:val="Ttulo1"/>
+      </w:pPr>
+      <w:r>
+        <w:t>2. Usos principales en una PYME</w:t>
+      </w:r>
+    </w:p>
+    <w:p>
+      <w:r>
+        <w:t>A continuación se muestran los usos más prácticos para una pequeña o mediana empresa:</w:t>
+      </w:r>
+    </w:p>
+    <w:tbl>
+      <w:tblPr>
+        <w:tblStyle w:val="Tablaconcuadrcula"/>
+        <w:tblW w:w="0" w:type="auto"/>
+        <w:jc w:val="center"/>
+        <w:tblLook w:val="04A0" w:firstRow="1" w:lastRow="0" w:firstColumn="1" w:lastColumn="0" w:noHBand="0" w:noVBand="1"/>
+      </w:tblPr>
+      <w:tblGrid>
+        <w:gridCol w:w="2780"/>
+        <w:gridCol w:w="2851"/>
+        <w:gridCol w:w="2863"/>
+      </w:tblGrid>
+      <w:tr>
+        <w:trPr>
+          <w:jc w:val="center"/>
+        </w:trPr>
+        <w:tc>
+          <w:tcPr>
+            <w:tcW w:w="3312" w:type="dxa"/>
+            <w:shd w:val="clear" w:color="auto" w:fill="1F4E79"/>
+          </w:tcPr>
+          <w:p>
+            <w:r>
+              <w:rPr>
+                <w:rFonts w:ascii="Aptos" w:eastAsia="Aptos" w:hAnsi="Aptos"/>
+                <w:b/>
+                <w:color w:val="FFFFFF"/>
+                <w:sz w:val="21"/>
+              </w:rPr>
+              <w:t>Uso</w:t>
+            </w:r>
+          </w:p>
+        </w:tc>
+        <w:tc>
+          <w:tcPr>
+            <w:tcW w:w="3312" w:type="dxa"/>
+            <w:shd w:val="clear" w:color="auto" w:fill="1F4E79"/>
+          </w:tcPr>
+          <w:p>
+            <w:r>
+              <w:rPr>
+                <w:rFonts w:ascii="Aptos" w:eastAsia="Aptos" w:hAnsi="Aptos"/>
+                <w:b/>
+                <w:color w:val="FFFFFF"/>
+                <w:sz w:val="21"/>
+              </w:rPr>
+              <w:t>Ejemplos concretos</w:t>
+            </w:r>
+          </w:p>
+        </w:tc>
+        <w:tc>
+          <w:tcPr>
+            <w:tcW w:w="3312" w:type="dxa"/>
+            <w:shd w:val="clear" w:color="auto" w:fill="1F4E79"/>
+          </w:tcPr>
+          <w:p>
+            <w:r>
+              <w:rPr>
+                <w:rFonts w:ascii="Aptos" w:eastAsia="Aptos" w:hAnsi="Aptos"/>
+                <w:b/>
+                <w:color w:val="FFFFFF"/>
+                <w:sz w:val="21"/>
+              </w:rPr>
+              <w:t>Beneficio para la PYME</w:t>
+            </w:r>
+          </w:p>
+        </w:tc>
+      </w:tr>
+      <w:tr>
+        <w:trPr>
+          <w:jc w:val="center"/>
+        </w:trPr>
+        <w:tc>
+          <w:tcPr>
+            <w:tcW w:w="3312" w:type="dxa"/>
+            <w:shd w:val="clear" w:color="auto" w:fill="F8FBFE"/>
+            <w:vAlign w:val="center"/>
+          </w:tcPr>
+          <w:p>
+            <w:r>
+              <w:rPr>
+                <w:rFonts w:ascii="Aptos" w:eastAsia="Aptos" w:hAnsi="Aptos"/>
+                <w:sz w:val="19"/>
+              </w:rPr>
+              <w:t>Marketing de contenidos</w:t>
+            </w:r>
+          </w:p>
+        </w:tc>
+        <w:tc>
+          <w:tcPr>
+            <w:tcW w:w="3312" w:type="dxa"/>
+            <w:shd w:val="clear" w:color="auto" w:fill="F8FBFE"/>
+            <w:vAlign w:val="center"/>
+          </w:tcPr>
+          <w:p>
+            <w:pPr>
+              <w:rPr>
+                <w:lang w:val="es-ES"/>
+              </w:rPr>
+            </w:pPr>
+            <w:r>
+              <w:rPr>
+                <w:rFonts w:ascii="Aptos" w:eastAsia="Aptos" w:hAnsi="Aptos"/>
+                <w:sz w:val="19"/>
+                <w:lang w:val="es-ES"/>
+              </w:rPr>
+              <w:t>Posts para blog, ideas de artículos, textos web, FAQs</w:t>
+            </w:r>
+          </w:p>
+        </w:tc>
+        <w:tc>
+          <w:tcPr>
+            <w:tcW w:w="3312" w:type="dxa"/>
+            <w:shd w:val="clear" w:color="auto" w:fill="F8FBFE"/>
+            <w:vAlign w:val="center"/>
+          </w:tcPr>
+          <w:p>
+            <w:pPr>
+              <w:rPr>
+                <w:lang w:val="es-ES"/>
+              </w:rPr>
+            </w:pPr>
+            <w:r>
+              <w:rPr>
+                <w:rFonts w:ascii="Aptos" w:eastAsia="Aptos" w:hAnsi="Aptos"/>
+                <w:sz w:val="19"/>
+                <w:lang w:val="es-ES"/>
+              </w:rPr>
+              <w:t>Ahorro de tiempo y mayor frecuencia de publicación</w:t>
+            </w:r>
+          </w:p>
+        </w:tc>
+      </w:tr>
+      <w:tr>
+        <w:trPr>
+          <w:jc w:val="center"/>
+        </w:trPr>
+        <w:tc>
+          <w:tcPr>
+            <w:tcW w:w="3312" w:type="dxa"/>
+            <w:shd w:val="clear" w:color="auto" w:fill="FFFFFF"/>
+            <w:vAlign w:val="center"/>
+          </w:tcPr>
+          <w:p>
+            <w:r>
+              <w:rPr>
+                <w:rFonts w:ascii="Aptos" w:eastAsia="Aptos" w:hAnsi="Aptos"/>
+                <w:sz w:val="19"/>
+              </w:rPr>
+              <w:t>Redes sociales</w:t>
+            </w:r>
+          </w:p>
+        </w:tc>
+        <w:tc>
+          <w:tcPr>
+            <w:tcW w:w="3312" w:type="dxa"/>
+            <w:shd w:val="clear" w:color="auto" w:fill="FFFFFF"/>
+            <w:vAlign w:val="center"/>
+          </w:tcPr>
+          <w:p>
+            <w:pPr>
+              <w:rPr>
+                <w:lang w:val="es-ES"/>
+              </w:rPr>
+            </w:pPr>
+            <w:r>
+              <w:rPr>
+                <w:rFonts w:ascii="Aptos" w:eastAsia="Aptos" w:hAnsi="Aptos"/>
+                <w:sz w:val="19"/>
+                <w:lang w:val="es-ES"/>
+              </w:rPr>
+              <w:t>Calendarios de publicaciones, copies para Instagram, LinkedIn o Facebook</w:t>
+            </w:r>
+          </w:p>
+        </w:tc>
+        <w:tc>
+          <w:tcPr>
+            <w:tcW w:w="3312" w:type="dxa"/>
+            <w:shd w:val="clear" w:color="auto" w:fill="FFFFFF"/>
+            <w:vAlign w:val="center"/>
+          </w:tcPr>
+          <w:p>
+            <w:pPr>
+              <w:rPr>
+                <w:lang w:val="es-ES"/>
+              </w:rPr>
+            </w:pPr>
+            <w:r>
+              <w:rPr>
+                <w:rFonts w:ascii="Aptos" w:eastAsia="Aptos" w:hAnsi="Aptos"/>
+                <w:sz w:val="19"/>
+                <w:lang w:val="es-ES"/>
+              </w:rPr>
+              <w:t>Más constancia y rapidez en campañas</w:t>
+            </w:r>
+          </w:p>
+        </w:tc>
+      </w:tr>
+      <w:tr>
+        <w:trPr>
+          <w:jc w:val="center"/>
+        </w:trPr>
+        <w:tc>
+          <w:tcPr>
+            <w:tcW w:w="3312" w:type="dxa"/>
+            <w:shd w:val="clear" w:color="auto" w:fill="F8FBFE"/>
+            <w:vAlign w:val="center"/>
+          </w:tcPr>
+          <w:p>
+            <w:r>
+              <w:rPr>
+                <w:rFonts w:ascii="Aptos" w:eastAsia="Aptos" w:hAnsi="Aptos"/>
+                <w:sz w:val="19"/>
+              </w:rPr>
+              <w:t>Email marketing</w:t>
+            </w:r>
+          </w:p>
+        </w:tc>
+        <w:tc>
+          <w:tcPr>
+            <w:tcW w:w="3312" w:type="dxa"/>
+            <w:shd w:val="clear" w:color="auto" w:fill="F8FBFE"/>
+            <w:vAlign w:val="center"/>
+          </w:tcPr>
+          <w:p>
+            <w:r>
+              <w:rPr>
+                <w:rFonts w:ascii="Aptos" w:eastAsia="Aptos" w:hAnsi="Aptos"/>
+                <w:sz w:val="19"/>
+              </w:rPr>
+              <w:t>Asuntos, newsletters, secuencias comerciales</w:t>
+            </w:r>
+          </w:p>
+        </w:tc>
+        <w:tc>
+          <w:tcPr>
+            <w:tcW w:w="3312" w:type="dxa"/>
+            <w:shd w:val="clear" w:color="auto" w:fill="F8FBFE"/>
+            <w:vAlign w:val="center"/>
+          </w:tcPr>
+          <w:p>
+            <w:pPr>
+              <w:rPr>
+                <w:lang w:val="es-ES"/>
+              </w:rPr>
+            </w:pPr>
+            <w:r>
+              <w:rPr>
+                <w:rFonts w:ascii="Aptos" w:eastAsia="Aptos" w:hAnsi="Aptos"/>
+                <w:sz w:val="19"/>
+                <w:lang w:val="es-ES"/>
+              </w:rPr>
+              <w:t>Mejora de comunicación y captación</w:t>
+            </w:r>
+          </w:p>
+        </w:tc>
+      </w:tr>
+      <w:tr>
+        <w:trPr>
+          <w:jc w:val="center"/>
+        </w:trPr>
+        <w:tc>
+          <w:tcPr>
+            <w:tcW w:w="3312" w:type="dxa"/>
+            <w:shd w:val="clear" w:color="auto" w:fill="FFFFFF"/>
+            <w:vAlign w:val="center"/>
+          </w:tcPr>
+          <w:p>
+            <w:r>
+              <w:rPr>
+                <w:rFonts w:ascii="Aptos" w:eastAsia="Aptos" w:hAnsi="Aptos"/>
+                <w:sz w:val="19"/>
+              </w:rPr>
+              <w:t>Publicidad digital</w:t>
+            </w:r>
+          </w:p>
+        </w:tc>
+        <w:tc>
+          <w:tcPr>
+            <w:tcW w:w="3312" w:type="dxa"/>
+            <w:shd w:val="clear" w:color="auto" w:fill="FFFFFF"/>
+            <w:vAlign w:val="center"/>
+          </w:tcPr>
+          <w:p>
+            <w:pPr>
+              <w:rPr>
+                <w:lang w:val="es-ES"/>
+              </w:rPr>
+            </w:pPr>
+            <w:r>
+              <w:rPr>
+                <w:rFonts w:ascii="Aptos" w:eastAsia="Aptos" w:hAnsi="Aptos"/>
+                <w:sz w:val="19"/>
+                <w:lang w:val="es-ES"/>
+              </w:rPr>
+              <w:t>Anuncios para Meta Ads o Google Ads</w:t>
+            </w:r>
+          </w:p>
+        </w:tc>
+        <w:tc>
+          <w:tcPr>
+            <w:tcW w:w="3312" w:type="dxa"/>
+            <w:shd w:val="clear" w:color="auto" w:fill="FFFFFF"/>
+            <w:vAlign w:val="center"/>
+          </w:tcPr>
+          <w:p>
+            <w:pPr>
+              <w:rPr>
+                <w:lang w:val="es-ES"/>
+              </w:rPr>
+            </w:pPr>
+            <w:r>
+              <w:rPr>
+                <w:rFonts w:ascii="Aptos" w:eastAsia="Aptos" w:hAnsi="Aptos"/>
+                <w:sz w:val="19"/>
+                <w:lang w:val="es-ES"/>
+              </w:rPr>
+              <w:t>Generación rápida de variantes para test A/B</w:t>
+            </w:r>
+          </w:p>
+        </w:tc>
+      </w:tr>
+      <w:tr>
+        <w:trPr>
+          <w:jc w:val="center"/>
+        </w:trPr>
+        <w:tc>
+          <w:tcPr>
+            <w:tcW w:w="3312" w:type="dxa"/>
+            <w:shd w:val="clear" w:color="auto" w:fill="F8FBFE"/>
+            <w:vAlign w:val="center"/>
+          </w:tcPr>
+          <w:p>
+            <w:r>
+              <w:rPr>
+                <w:rFonts w:ascii="Aptos" w:eastAsia="Aptos" w:hAnsi="Aptos"/>
+                <w:sz w:val="19"/>
+              </w:rPr>
+              <w:t>Ventas</w:t>
+            </w:r>
+          </w:p>
+        </w:tc>
+        <w:tc>
+          <w:tcPr>
+            <w:tcW w:w="3312" w:type="dxa"/>
+            <w:shd w:val="clear" w:color="auto" w:fill="F8FBFE"/>
+            <w:vAlign w:val="center"/>
+          </w:tcPr>
+          <w:p>
+            <w:pPr>
+              <w:rPr>
+                <w:lang w:val="es-ES"/>
+              </w:rPr>
+            </w:pPr>
+            <w:r>
+              <w:rPr>
+                <w:rFonts w:ascii="Aptos" w:eastAsia="Aptos" w:hAnsi="Aptos"/>
+                <w:sz w:val="19"/>
+                <w:lang w:val="es-ES"/>
+              </w:rPr>
+              <w:t>Mensajes comerciales, propuestas iniciales, respuestas tipo</w:t>
+            </w:r>
+          </w:p>
+        </w:tc>
+        <w:tc>
+          <w:tcPr>
+            <w:tcW w:w="3312" w:type="dxa"/>
+            <w:shd w:val="clear" w:color="auto" w:fill="F8FBFE"/>
+            <w:vAlign w:val="center"/>
+          </w:tcPr>
+          <w:p>
+            <w:pPr>
+              <w:rPr>
+                <w:lang w:val="es-ES"/>
+              </w:rPr>
+            </w:pPr>
+            <w:r>
+              <w:rPr>
+                <w:rFonts w:ascii="Aptos" w:eastAsia="Aptos" w:hAnsi="Aptos"/>
+                <w:sz w:val="19"/>
+                <w:lang w:val="es-ES"/>
+              </w:rPr>
+              <w:t>Mayor productividad del equipo comercial</w:t>
+            </w:r>
+          </w:p>
+        </w:tc>
+      </w:tr>
+      <w:tr>
+        <w:trPr>
+          <w:jc w:val="center"/>
+        </w:trPr>
+        <w:tc>
+          <w:tcPr>
+            <w:tcW w:w="3312" w:type="dxa"/>
+            <w:shd w:val="clear" w:color="auto" w:fill="FFFFFF"/>
+            <w:vAlign w:val="center"/>
+          </w:tcPr>
+          <w:p>
+            <w:r>
+              <w:rPr>
+                <w:rFonts w:ascii="Aptos" w:eastAsia="Aptos" w:hAnsi="Aptos"/>
+                <w:sz w:val="19"/>
+              </w:rPr>
+              <w:t>Atención al cliente</w:t>
+            </w:r>
+          </w:p>
+        </w:tc>
+        <w:tc>
+          <w:tcPr>
+            <w:tcW w:w="3312" w:type="dxa"/>
+            <w:shd w:val="clear" w:color="auto" w:fill="FFFFFF"/>
+            <w:vAlign w:val="center"/>
+          </w:tcPr>
+          <w:p>
+            <w:pPr>
+              <w:rPr>
+                <w:lang w:val="es-ES"/>
+              </w:rPr>
+            </w:pPr>
+            <w:r>
+              <w:rPr>
+                <w:rFonts w:ascii="Aptos" w:eastAsia="Aptos" w:hAnsi="Aptos"/>
+                <w:sz w:val="19"/>
+                <w:lang w:val="es-ES"/>
+              </w:rPr>
+              <w:t>Respuestas base, textos de ayuda, plantillas</w:t>
+            </w:r>
+          </w:p>
+        </w:tc>
+        <w:tc>
+          <w:tcPr>
+            <w:tcW w:w="3312" w:type="dxa"/>
+            <w:shd w:val="clear" w:color="auto" w:fill="FFFFFF"/>
+            <w:vAlign w:val="center"/>
+          </w:tcPr>
+          <w:p>
+            <w:pPr>
+              <w:rPr>
+                <w:lang w:val="es-ES"/>
+              </w:rPr>
+            </w:pPr>
+            <w:r>
+              <w:rPr>
+                <w:rFonts w:ascii="Aptos" w:eastAsia="Aptos" w:hAnsi="Aptos"/>
+                <w:sz w:val="19"/>
+                <w:lang w:val="es-ES"/>
+              </w:rPr>
+              <w:t>Homogeneidad en el tono y menos trabajo manual</w:t>
+            </w:r>
+          </w:p>
+        </w:tc>
+      </w:tr>
+      <w:tr>
+        <w:trPr>
+          <w:jc w:val="center"/>
+        </w:trPr>
+        <w:tc>
+          <w:tcPr>
+            <w:tcW w:w="3312" w:type="dxa"/>
+            <w:shd w:val="clear" w:color="auto" w:fill="F8FBFE"/>
+            <w:vAlign w:val="center"/>
+          </w:tcPr>
+          <w:p>
+            <w:pPr>
+              <w:rPr>
+                <w:lang w:val="es-ES"/>
+              </w:rPr>
+            </w:pPr>
+            <w:r>
+              <w:rPr>
+                <w:rFonts w:ascii="Aptos" w:eastAsia="Aptos" w:hAnsi="Aptos"/>
+                <w:sz w:val="19"/>
+                <w:lang w:val="es-ES"/>
+              </w:rPr>
+              <w:t>Branding y tono de marca</w:t>
+            </w:r>
+          </w:p>
+        </w:tc>
+        <w:tc>
+          <w:tcPr>
+            <w:tcW w:w="3312" w:type="dxa"/>
+            <w:shd w:val="clear" w:color="auto" w:fill="F8FBFE"/>
+            <w:vAlign w:val="center"/>
+          </w:tcPr>
+          <w:p>
+            <w:pPr>
+              <w:rPr>
+                <w:lang w:val="es-ES"/>
+              </w:rPr>
+            </w:pPr>
+            <w:r>
+              <w:rPr>
+                <w:rFonts w:ascii="Aptos" w:eastAsia="Aptos" w:hAnsi="Aptos"/>
+                <w:sz w:val="19"/>
+                <w:lang w:val="es-ES"/>
+              </w:rPr>
+              <w:t>Adaptación de estilo y mensajes coherentes</w:t>
+            </w:r>
+          </w:p>
+        </w:tc>
+        <w:tc>
+          <w:tcPr>
+            <w:tcW w:w="3312" w:type="dxa"/>
+            <w:shd w:val="clear" w:color="auto" w:fill="F8FBFE"/>
+            <w:vAlign w:val="center"/>
+          </w:tcPr>
+          <w:p>
+            <w:pPr>
+              <w:rPr>
+                <w:lang w:val="es-ES"/>
+              </w:rPr>
+            </w:pPr>
+            <w:r>
+              <w:rPr>
+                <w:rFonts w:ascii="Aptos" w:eastAsia="Aptos" w:hAnsi="Aptos"/>
+                <w:sz w:val="19"/>
+                <w:lang w:val="es-ES"/>
+              </w:rPr>
+              <w:t>Imagen más profesional y consistente</w:t>
+            </w:r>
+          </w:p>
+        </w:tc>
+      </w:tr>
+    </w:tbl>
+    <w:p>
+      <w:pPr>
+        <w:pStyle w:val="Ttulo1"/>
+      </w:pPr>
+      <w:r>
+        <w:t>3. Acceso inicial: prueba gratuita y primeros pasos</w:t>
+      </w:r>
+    </w:p>
+    <w:p>
+      <w:pPr>
+        <w:pStyle w:val="Ttulo2"/>
+      </w:pPr>
+      <w:r>
+        <w:t>Situación actual del acceso:</w:t>
+      </w:r>
+    </w:p>
+    <w:p>
+      <w:pPr>
+        <w:pStyle w:val="Listaconvietas"/>
+        <w:rPr>
+          <w:lang w:val="es-ES"/>
+        </w:rPr>
+      </w:pPr>
+      <w:r>
+        <w:rPr>
+          <w:lang w:val="es-ES"/>
+        </w:rPr>
+        <w:t>Jasper muestra actualmente una prueba gratuita de 7 días para comenzar con el plan Pro.</w:t>
+      </w:r>
+    </w:p>
+    <w:p>
+      <w:pPr>
+        <w:pStyle w:val="Listaconvietas"/>
+        <w:rPr>
+          <w:lang w:val="es-ES"/>
+        </w:rPr>
+      </w:pPr>
+      <w:r>
+        <w:rPr>
+          <w:lang w:val="es-ES"/>
+        </w:rPr>
+        <w:t>La web pública indica dos modalidades principales: Pro y Business.</w:t>
+      </w:r>
+    </w:p>
+    <w:p>
+      <w:pPr>
+        <w:pStyle w:val="Listaconvietas"/>
+        <w:rPr>
+          <w:lang w:val="es-ES"/>
+        </w:rPr>
+      </w:pPr>
+      <w:r>
+        <w:rPr>
+          <w:lang w:val="es-ES"/>
+        </w:rPr>
+        <w:t>Para una PYME que quiere validar el uso de la herramienta, la vía más realista es aprovechar esa prueba inicial para hacer un piloto controlado.</w:t>
+      </w:r>
+    </w:p>
+    <w:p>
+      <w:pPr>
+        <w:pStyle w:val="Ttulo2"/>
+      </w:pPr>
+      <w:r>
+        <w:t>Pasos de alta y arranque:</w:t>
+      </w:r>
+    </w:p>
+    <w:p>
+      <w:pPr>
+        <w:pStyle w:val="Listaconnmeros"/>
+        <w:rPr>
+          <w:lang w:val="es-ES"/>
+        </w:rPr>
+      </w:pPr>
+      <w:r>
+        <w:rPr>
+          <w:lang w:val="es-ES"/>
+        </w:rPr>
+        <w:t>Entrar en la web oficial de Jasper y pulsar sobre la opción de inicio de prueba.</w:t>
+      </w:r>
+    </w:p>
+    <w:p>
+      <w:pPr>
+        <w:pStyle w:val="Listaconnmeros"/>
+        <w:rPr>
+          <w:lang w:val="es-ES"/>
+        </w:rPr>
+      </w:pPr>
+      <w:r>
+        <w:rPr>
+          <w:lang w:val="es-ES"/>
+        </w:rPr>
+        <w:t>Crear la cuenta corporativa con un correo de empresa, no personal, para facilitar la futura administración.</w:t>
+      </w:r>
+    </w:p>
+    <w:p>
+      <w:pPr>
+        <w:pStyle w:val="Listaconnmeros"/>
+        <w:rPr>
+          <w:lang w:val="es-ES"/>
+        </w:rPr>
+      </w:pPr>
+      <w:r>
+        <w:rPr>
+          <w:lang w:val="es-ES"/>
+        </w:rPr>
+        <w:t>Configurar el nombre de la marca o proyecto con el que se va a trabajar.</w:t>
+      </w:r>
+    </w:p>
+    <w:p>
+      <w:pPr>
+        <w:pStyle w:val="Listaconnmeros"/>
+        <w:rPr>
+          <w:lang w:val="es-ES"/>
+        </w:rPr>
+      </w:pPr>
+      <w:r>
+        <w:rPr>
+          <w:lang w:val="es-ES"/>
+        </w:rPr>
+        <w:t>Revisar el espacio de trabajo, las opciones de generación y las plantillas o agentes disponibles.</w:t>
+      </w:r>
+    </w:p>
+    <w:p>
+      <w:pPr>
+        <w:pStyle w:val="Listaconnmeros"/>
+        <w:rPr>
+          <w:lang w:val="es-ES"/>
+        </w:rPr>
+      </w:pPr>
+      <w:r>
+        <w:rPr>
+          <w:lang w:val="es-ES"/>
+        </w:rPr>
+        <w:lastRenderedPageBreak/>
+        <w:t>Definir desde el primer día qué casos de uso se van a probar: por ejemplo redes sociales, emails comerciales y artículos breves.</w:t>
+      </w:r>
+    </w:p>
+    <w:p>
+      <w:pPr>
+        <w:pStyle w:val="Listaconnmeros"/>
+        <w:rPr>
+          <w:lang w:val="es-ES"/>
+        </w:rPr>
+      </w:pPr>
+      <w:r>
+        <w:rPr>
+          <w:lang w:val="es-ES"/>
+        </w:rPr>
+        <w:t>Guardar una carpeta compartida con prompts, resultados válidos y aprendizajes del equipo.</w:t>
+      </w:r>
+    </w:p>
+    <w:p>
+      <w:pPr>
+        <w:pStyle w:val="Ttulo1"/>
+      </w:pPr>
+      <w:r>
+        <w:t>4. Plan de aprendizaje acelerado paso a paso</w:t>
+      </w:r>
+    </w:p>
+    <w:p>
+      <w:r>
+        <w:t>La idea no es aprender toda la herramienta de golpe, sino dominar lo esencial en pocos días con una lógica de “aprender-hacer-mejorar”.</w:t>
+      </w:r>
+    </w:p>
+    <w:tbl>
+      <w:tblPr>
+        <w:tblStyle w:val="Tablaconcuadrcula"/>
+        <w:tblW w:w="0" w:type="auto"/>
+        <w:jc w:val="center"/>
+        <w:tblLook w:val="04A0" w:firstRow="1" w:lastRow="0" w:firstColumn="1" w:lastColumn="0" w:noHBand="0" w:noVBand="1"/>
+      </w:tblPr>
+      <w:tblGrid>
+        <w:gridCol w:w="1975"/>
+        <w:gridCol w:w="2126"/>
+        <w:gridCol w:w="2243"/>
+        <w:gridCol w:w="2150"/>
+      </w:tblGrid>
+      <w:tr>
+        <w:trPr>
+          <w:jc w:val="center"/>
+        </w:trPr>
+        <w:tc>
+          <w:tcPr>
+            <w:tcW w:w="2484" w:type="dxa"/>
+            <w:shd w:val="clear" w:color="auto" w:fill="1F4E79"/>
+          </w:tcPr>
+          <w:p>
+            <w:r>
+              <w:rPr>
+                <w:rFonts w:ascii="Aptos" w:eastAsia="Aptos" w:hAnsi="Aptos"/>
+                <w:b/>
+                <w:color w:val="FFFFFF"/>
+                <w:sz w:val="20"/>
+              </w:rPr>
+              <w:t>Fase</w:t>
+            </w:r>
+          </w:p>
+        </w:tc>
+        <w:tc>
+          <w:tcPr>
+            <w:tcW w:w="2484" w:type="dxa"/>
+            <w:shd w:val="clear" w:color="auto" w:fill="1F4E79"/>
+          </w:tcPr>
+          <w:p>
+            <w:r>
+              <w:rPr>
+                <w:rFonts w:ascii="Aptos" w:eastAsia="Aptos" w:hAnsi="Aptos"/>
+                <w:b/>
+                <w:color w:val="FFFFFF"/>
+                <w:sz w:val="20"/>
+              </w:rPr>
+              <w:t>Objetivo</w:t>
+            </w:r>
+          </w:p>
+        </w:tc>
+        <w:tc>
+          <w:tcPr>
+            <w:tcW w:w="2484" w:type="dxa"/>
+            <w:shd w:val="clear" w:color="auto" w:fill="1F4E79"/>
+          </w:tcPr>
+          <w:p>
+            <w:r>
+              <w:rPr>
+                <w:rFonts w:ascii="Aptos" w:eastAsia="Aptos" w:hAnsi="Aptos"/>
+                <w:b/>
+                <w:color w:val="FFFFFF"/>
+                <w:sz w:val="20"/>
+              </w:rPr>
+              <w:t>Qué hacer</w:t>
+            </w:r>
+          </w:p>
+        </w:tc>
+        <w:tc>
+          <w:tcPr>
+            <w:tcW w:w="2484" w:type="dxa"/>
+            <w:shd w:val="clear" w:color="auto" w:fill="1F4E79"/>
+          </w:tcPr>
+          <w:p>
+            <w:r>
+              <w:rPr>
+                <w:rFonts w:ascii="Aptos" w:eastAsia="Aptos" w:hAnsi="Aptos"/>
+                <w:b/>
+                <w:color w:val="FFFFFF"/>
+                <w:sz w:val="20"/>
+              </w:rPr>
+              <w:t>Resultado esperado</w:t>
+            </w:r>
+          </w:p>
+        </w:tc>
+      </w:tr>
+      <w:tr>
+        <w:trPr>
+          <w:jc w:val="center"/>
+        </w:trPr>
+        <w:tc>
+          <w:tcPr>
+            <w:tcW w:w="2484" w:type="dxa"/>
+            <w:shd w:val="clear" w:color="auto" w:fill="F7FAFD"/>
+          </w:tcPr>
+          <w:p>
+            <w:r>
+              <w:rPr>
+                <w:rFonts w:ascii="Aptos" w:eastAsia="Aptos" w:hAnsi="Aptos"/>
+                <w:sz w:val="18"/>
+              </w:rPr>
+              <w:t>Día 1</w:t>
+            </w:r>
+          </w:p>
+        </w:tc>
+        <w:tc>
+          <w:tcPr>
+            <w:tcW w:w="2484" w:type="dxa"/>
+            <w:shd w:val="clear" w:color="auto" w:fill="F7FAFD"/>
+          </w:tcPr>
+          <w:p>
+            <w:r>
+              <w:rPr>
+                <w:rFonts w:ascii="Aptos" w:eastAsia="Aptos" w:hAnsi="Aptos"/>
+                <w:sz w:val="18"/>
+              </w:rPr>
+              <w:t>Entender la herramienta</w:t>
+            </w:r>
+          </w:p>
+        </w:tc>
+        <w:tc>
+          <w:tcPr>
+            <w:tcW w:w="2484" w:type="dxa"/>
+            <w:shd w:val="clear" w:color="auto" w:fill="F7FAFD"/>
+          </w:tcPr>
+          <w:p>
+            <w:pPr>
+              <w:rPr>
+                <w:lang w:val="es-ES"/>
+              </w:rPr>
+            </w:pPr>
+            <w:r>
+              <w:rPr>
+                <w:rFonts w:ascii="Aptos" w:eastAsia="Aptos" w:hAnsi="Aptos"/>
+                <w:sz w:val="18"/>
+                <w:lang w:val="es-ES"/>
+              </w:rPr>
+              <w:t>Explorar la interfaz, revisar menús, identificar plantillas/agentes y hacer 3 pruebas simples.</w:t>
+            </w:r>
+          </w:p>
+        </w:tc>
+        <w:tc>
+          <w:tcPr>
+            <w:tcW w:w="2484" w:type="dxa"/>
+            <w:shd w:val="clear" w:color="auto" w:fill="F7FAFD"/>
+          </w:tcPr>
+          <w:p>
+            <w:pPr>
+              <w:rPr>
+                <w:lang w:val="es-ES"/>
+              </w:rPr>
+            </w:pPr>
+            <w:r>
+              <w:rPr>
+                <w:rFonts w:ascii="Aptos" w:eastAsia="Aptos" w:hAnsi="Aptos"/>
+                <w:sz w:val="18"/>
+                <w:lang w:val="es-ES"/>
+              </w:rPr>
+              <w:t>Perder el miedo y ubicar para qué sirve cada parte.</w:t>
+            </w:r>
+          </w:p>
+        </w:tc>
+      </w:tr>
+      <w:tr>
+        <w:trPr>
+          <w:jc w:val="center"/>
+        </w:trPr>
+        <w:tc>
+          <w:tcPr>
+            <w:tcW w:w="2484" w:type="dxa"/>
+            <w:shd w:val="clear" w:color="auto" w:fill="FFFFFF"/>
+          </w:tcPr>
+          <w:p>
+            <w:r>
+              <w:rPr>
+                <w:rFonts w:ascii="Aptos" w:eastAsia="Aptos" w:hAnsi="Aptos"/>
+                <w:sz w:val="18"/>
+              </w:rPr>
+              <w:t>Día 2</w:t>
+            </w:r>
+          </w:p>
+        </w:tc>
+        <w:tc>
+          <w:tcPr>
+            <w:tcW w:w="2484" w:type="dxa"/>
+            <w:shd w:val="clear" w:color="auto" w:fill="FFFFFF"/>
+          </w:tcPr>
+          <w:p>
+            <w:r>
+              <w:rPr>
+                <w:rFonts w:ascii="Aptos" w:eastAsia="Aptos" w:hAnsi="Aptos"/>
+                <w:sz w:val="18"/>
+              </w:rPr>
+              <w:t>Aprender a pedir bien</w:t>
+            </w:r>
+          </w:p>
+        </w:tc>
+        <w:tc>
+          <w:tcPr>
+            <w:tcW w:w="2484" w:type="dxa"/>
+            <w:shd w:val="clear" w:color="auto" w:fill="FFFFFF"/>
+          </w:tcPr>
+          <w:p>
+            <w:r>
+              <w:rPr>
+                <w:rFonts w:ascii="Aptos" w:eastAsia="Aptos" w:hAnsi="Aptos"/>
+                <w:sz w:val="18"/>
+                <w:lang w:val="es-ES"/>
+              </w:rPr>
+              <w:t xml:space="preserve">Practicar prompts claros: objetivo, público, tono, formato y longitud. </w:t>
+            </w:r>
+            <w:r>
+              <w:rPr>
+                <w:rFonts w:ascii="Aptos" w:eastAsia="Aptos" w:hAnsi="Aptos"/>
+                <w:sz w:val="18"/>
+              </w:rPr>
+              <w:t>Comparar resultados.</w:t>
+            </w:r>
+          </w:p>
+        </w:tc>
+        <w:tc>
+          <w:tcPr>
+            <w:tcW w:w="2484" w:type="dxa"/>
+            <w:shd w:val="clear" w:color="auto" w:fill="FFFFFF"/>
+          </w:tcPr>
+          <w:p>
+            <w:pPr>
+              <w:rPr>
+                <w:lang w:val="es-ES"/>
+              </w:rPr>
+            </w:pPr>
+            <w:r>
+              <w:rPr>
+                <w:rFonts w:ascii="Aptos" w:eastAsia="Aptos" w:hAnsi="Aptos"/>
+                <w:sz w:val="18"/>
+                <w:lang w:val="es-ES"/>
+              </w:rPr>
+              <w:t>Mejorar la calidad de salida con instrucciones precisas.</w:t>
+            </w:r>
+          </w:p>
+        </w:tc>
+      </w:tr>
+      <w:tr>
+        <w:trPr>
+          <w:jc w:val="center"/>
+        </w:trPr>
+        <w:tc>
+          <w:tcPr>
+            <w:tcW w:w="2484" w:type="dxa"/>
+            <w:shd w:val="clear" w:color="auto" w:fill="F7FAFD"/>
+          </w:tcPr>
+          <w:p>
+            <w:r>
+              <w:rPr>
+                <w:rFonts w:ascii="Aptos" w:eastAsia="Aptos" w:hAnsi="Aptos"/>
+                <w:sz w:val="18"/>
+              </w:rPr>
+              <w:t>Día 3</w:t>
+            </w:r>
+          </w:p>
+        </w:tc>
+        <w:tc>
+          <w:tcPr>
+            <w:tcW w:w="2484" w:type="dxa"/>
+            <w:shd w:val="clear" w:color="auto" w:fill="F7FAFD"/>
+          </w:tcPr>
+          <w:p>
+            <w:r>
+              <w:rPr>
+                <w:rFonts w:ascii="Aptos" w:eastAsia="Aptos" w:hAnsi="Aptos"/>
+                <w:sz w:val="18"/>
+              </w:rPr>
+              <w:t>Aplicar a casos reales</w:t>
+            </w:r>
+          </w:p>
+        </w:tc>
+        <w:tc>
+          <w:tcPr>
+            <w:tcW w:w="2484" w:type="dxa"/>
+            <w:shd w:val="clear" w:color="auto" w:fill="F7FAFD"/>
+          </w:tcPr>
+          <w:p>
+            <w:pPr>
+              <w:rPr>
+                <w:lang w:val="es-ES"/>
+              </w:rPr>
+            </w:pPr>
+            <w:r>
+              <w:rPr>
+                <w:rFonts w:ascii="Aptos" w:eastAsia="Aptos" w:hAnsi="Aptos"/>
+                <w:sz w:val="18"/>
+                <w:lang w:val="es-ES"/>
+              </w:rPr>
+              <w:t>Crear piezas reales de la empresa: post de red social, email y texto web.</w:t>
+            </w:r>
+          </w:p>
+        </w:tc>
+        <w:tc>
+          <w:tcPr>
+            <w:tcW w:w="2484" w:type="dxa"/>
+            <w:shd w:val="clear" w:color="auto" w:fill="F7FAFD"/>
+          </w:tcPr>
+          <w:p>
+            <w:r>
+              <w:rPr>
+                <w:rFonts w:ascii="Aptos" w:eastAsia="Aptos" w:hAnsi="Aptos"/>
+                <w:sz w:val="18"/>
+              </w:rPr>
+              <w:t>Ver valor práctico inmediato.</w:t>
+            </w:r>
+          </w:p>
+        </w:tc>
+      </w:tr>
+      <w:tr>
+        <w:trPr>
+          <w:jc w:val="center"/>
+        </w:trPr>
+        <w:tc>
+          <w:tcPr>
+            <w:tcW w:w="2484" w:type="dxa"/>
+            <w:shd w:val="clear" w:color="auto" w:fill="FFFFFF"/>
+          </w:tcPr>
+          <w:p>
+            <w:r>
+              <w:rPr>
+                <w:rFonts w:ascii="Aptos" w:eastAsia="Aptos" w:hAnsi="Aptos"/>
+                <w:sz w:val="18"/>
+              </w:rPr>
+              <w:t>Día 4</w:t>
+            </w:r>
+          </w:p>
+        </w:tc>
+        <w:tc>
+          <w:tcPr>
+            <w:tcW w:w="2484" w:type="dxa"/>
+            <w:shd w:val="clear" w:color="auto" w:fill="FFFFFF"/>
+          </w:tcPr>
+          <w:p>
+            <w:r>
+              <w:rPr>
+                <w:rFonts w:ascii="Aptos" w:eastAsia="Aptos" w:hAnsi="Aptos"/>
+                <w:sz w:val="18"/>
+              </w:rPr>
+              <w:t>Estandarizar</w:t>
+            </w:r>
+          </w:p>
+        </w:tc>
+        <w:tc>
+          <w:tcPr>
+            <w:tcW w:w="2484" w:type="dxa"/>
+            <w:shd w:val="clear" w:color="auto" w:fill="FFFFFF"/>
+          </w:tcPr>
+          <w:p>
+            <w:pPr>
+              <w:rPr>
+                <w:lang w:val="es-ES"/>
+              </w:rPr>
+            </w:pPr>
+            <w:r>
+              <w:rPr>
+                <w:rFonts w:ascii="Aptos" w:eastAsia="Aptos" w:hAnsi="Aptos"/>
+                <w:sz w:val="18"/>
+                <w:lang w:val="es-ES"/>
+              </w:rPr>
+              <w:t>Documentar prompts útiles, tono de marca y criterios de revisión humana.</w:t>
+            </w:r>
+          </w:p>
+        </w:tc>
+        <w:tc>
+          <w:tcPr>
+            <w:tcW w:w="2484" w:type="dxa"/>
+            <w:shd w:val="clear" w:color="auto" w:fill="FFFFFF"/>
+          </w:tcPr>
+          <w:p>
+            <w:pPr>
+              <w:rPr>
+                <w:lang w:val="es-ES"/>
+              </w:rPr>
+            </w:pPr>
+            <w:r>
+              <w:rPr>
+                <w:rFonts w:ascii="Aptos" w:eastAsia="Aptos" w:hAnsi="Aptos"/>
+                <w:sz w:val="18"/>
+                <w:lang w:val="es-ES"/>
+              </w:rPr>
+              <w:t>Crear una mini metodología interna.</w:t>
+            </w:r>
+          </w:p>
+        </w:tc>
+      </w:tr>
+      <w:tr>
+        <w:trPr>
+          <w:jc w:val="center"/>
+        </w:trPr>
+        <w:tc>
+          <w:tcPr>
+            <w:tcW w:w="2484" w:type="dxa"/>
+            <w:shd w:val="clear" w:color="auto" w:fill="F7FAFD"/>
+          </w:tcPr>
+          <w:p>
+            <w:r>
+              <w:rPr>
+                <w:rFonts w:ascii="Aptos" w:eastAsia="Aptos" w:hAnsi="Aptos"/>
+                <w:sz w:val="18"/>
+              </w:rPr>
+              <w:t>Día 5</w:t>
+            </w:r>
+          </w:p>
+        </w:tc>
+        <w:tc>
+          <w:tcPr>
+            <w:tcW w:w="2484" w:type="dxa"/>
+            <w:shd w:val="clear" w:color="auto" w:fill="F7FAFD"/>
+          </w:tcPr>
+          <w:p>
+            <w:r>
+              <w:rPr>
+                <w:rFonts w:ascii="Aptos" w:eastAsia="Aptos" w:hAnsi="Aptos"/>
+                <w:sz w:val="18"/>
+              </w:rPr>
+              <w:t>Piloto de negocio</w:t>
+            </w:r>
+          </w:p>
+        </w:tc>
+        <w:tc>
+          <w:tcPr>
+            <w:tcW w:w="2484" w:type="dxa"/>
+            <w:shd w:val="clear" w:color="auto" w:fill="F7FAFD"/>
+          </w:tcPr>
+          <w:p>
+            <w:pPr>
+              <w:rPr>
+                <w:lang w:val="es-ES"/>
+              </w:rPr>
+            </w:pPr>
+            <w:r>
+              <w:rPr>
+                <w:rFonts w:ascii="Aptos" w:eastAsia="Aptos" w:hAnsi="Aptos"/>
+                <w:sz w:val="18"/>
+                <w:lang w:val="es-ES"/>
+              </w:rPr>
+              <w:t>Seleccionar 1 proceso donde Jasper ahorre tiempo cada semana.</w:t>
+            </w:r>
+          </w:p>
+        </w:tc>
+        <w:tc>
+          <w:tcPr>
+            <w:tcW w:w="2484" w:type="dxa"/>
+            <w:shd w:val="clear" w:color="auto" w:fill="F7FAFD"/>
+          </w:tcPr>
+          <w:p>
+            <w:pPr>
+              <w:rPr>
+                <w:lang w:val="es-ES"/>
+              </w:rPr>
+            </w:pPr>
+            <w:r>
+              <w:rPr>
+                <w:rFonts w:ascii="Aptos" w:eastAsia="Aptos" w:hAnsi="Aptos"/>
+                <w:sz w:val="18"/>
+                <w:lang w:val="es-ES"/>
+              </w:rPr>
+              <w:t>Decisión informada sobre implantación y escalado.</w:t>
+            </w:r>
+          </w:p>
+        </w:tc>
+      </w:tr>
+    </w:tbl>
+    <w:p>
+      <w:pPr>
+        <w:pStyle w:val="Ttulo2"/>
+      </w:pPr>
+      <w:r>
+        <w:t>Fórmula simple para escribir buenos prompts</w:t>
+      </w:r>
+    </w:p>
+    <w:p>
+      <w:r>
+        <w:rPr>
+          <w:b/>
+        </w:rPr>
+        <w:t xml:space="preserve">Plantilla recomendada: </w:t>
+      </w:r>
+      <w:r>
+        <w:t>“Actúa como [rol]. Crea [tipo de contenido] para [público objetivo] con tono [tono]. Objetivo: [qué quiero conseguir]. Incluye [elementos obligatorios]. Longitud aproximada: [x].”</w:t>
+      </w:r>
+    </w:p>
+    <w:p>
+      <w:pPr>
+        <w:pStyle w:val="Ttulo1"/>
+      </w:pPr>
+      <w:r>
+        <w:t>5. Ejercicio práctico guiado</w:t>
+      </w:r>
+    </w:p>
+    <w:p>
+      <w:pPr>
+        <w:pStyle w:val="Ttulo2"/>
+      </w:pPr>
+      <w:r>
+        <w:t>Objetivo del ejercicio:</w:t>
+      </w:r>
+    </w:p>
+    <w:p>
+      <w:r>
+        <w:t>Generar una publicación de LinkedIn para promocionar un servicio de la empresa, y después mejorarla en una segunda versión.</w:t>
+      </w:r>
+    </w:p>
+    <w:p>
+      <w:pPr>
+        <w:pStyle w:val="Ttulo2"/>
+      </w:pPr>
+      <w:r>
+        <w:t>Caso práctico propuesto:</w:t>
+      </w:r>
+    </w:p>
+    <w:p>
+      <w:r>
+        <w:rPr>
+          <w:b/>
+        </w:rPr>
+        <w:t xml:space="preserve">Supuesto: </w:t>
+      </w:r>
+      <w:r>
+        <w:t>la empresa ofrece un servicio de consultoría o formación en transformación digital para pymes.</w:t>
+      </w:r>
+    </w:p>
+    <w:p>
+      <w:pPr>
+        <w:pStyle w:val="Ttulo3"/>
+      </w:pPr>
+      <w:r>
+        <w:t>Paso 1. Entrar en Jasper</w:t>
+      </w:r>
+    </w:p>
+    <w:p>
+      <w:r>
+        <w:t>Accede al espacio principal de trabajo y abre la opción de generación de contenido.</w:t>
+      </w:r>
+    </w:p>
+    <w:p>
+      <w:pPr>
+        <w:pStyle w:val="Ttulo3"/>
+      </w:pPr>
+      <w:r>
+        <w:t>Paso 2. Definir la tarea</w:t>
+      </w:r>
+    </w:p>
+    <w:p>
+      <w:r>
+        <w:t>Indica que quieres una publicación de LinkedIn orientada a captar interés de pequeñas empresas.</w:t>
+      </w:r>
+    </w:p>
+    <w:p>
+      <w:pPr>
+        <w:pStyle w:val="Ttulo3"/>
+      </w:pPr>
+      <w:r>
+        <w:lastRenderedPageBreak/>
+        <w:t>Paso 3. Escribir el prompt</w:t>
+      </w:r>
+    </w:p>
+    <w:p>
+      <w:r>
+        <w:t>Usa este ejemplo: “Crea una publicación de LinkedIn para dueños de pymes. Tema: cómo la transformación digital ayuda a ahorrar tiempo y mejorar ventas. Tono: profesional, cercano y claro. Longitud: 120 a 150 palabras. Añade una llamada a la acción final.”</w:t>
+      </w:r>
+    </w:p>
+    <w:p>
+      <w:pPr>
+        <w:pStyle w:val="Ttulo3"/>
+      </w:pPr>
+      <w:r>
+        <w:t>Paso 4. Generar la primera versión</w:t>
+      </w:r>
+    </w:p>
+    <w:p>
+      <w:r>
+        <w:t>Lee el texto sin copiarlo todavía. Valora si el mensaje se entiende y si encaja con la empresa.</w:t>
+      </w:r>
+    </w:p>
+    <w:p>
+      <w:pPr>
+        <w:pStyle w:val="Ttulo3"/>
+      </w:pPr>
+      <w:r>
+        <w:t>Paso 5. Pedir mejora</w:t>
+      </w:r>
+    </w:p>
+    <w:p>
+      <w:r>
+        <w:t>Solicita una segunda versión con cambios concretos, por ejemplo: “Hazlo más persuasivo, añade un ejemplo práctico y reduce los tecnicismos.”</w:t>
+      </w:r>
+    </w:p>
+    <w:p>
+      <w:pPr>
+        <w:pStyle w:val="Ttulo3"/>
+      </w:pPr>
+      <w:r>
+        <w:t>Paso 6. Revisar de forma humana</w:t>
+      </w:r>
+    </w:p>
+    <w:p>
+      <w:r>
+        <w:t>Comprueba si hay frases demasiado genéricas, datos inventados o promesas exageradas. Ajusta el texto final.</w:t>
+      </w:r>
+    </w:p>
+    <w:p>
+      <w:pPr>
+        <w:pStyle w:val="Ttulo3"/>
+      </w:pPr>
+      <w:r>
+        <w:t>Paso 7. Publicar o guardar</w:t>
+      </w:r>
+    </w:p>
+    <w:p>
+      <w:r>
+        <w:t>Guarda el resultado útil en un documento interno de “prompts validados” para reutilizarlo.</w:t>
+      </w:r>
+    </w:p>
+    <w:p>
+      <w:pPr>
+        <w:pStyle w:val="Ttulo2"/>
+      </w:pPr>
+      <w:r>
+        <w:t>Qué aprende el equipo con este ejercicio</w:t>
+      </w:r>
+    </w:p>
+    <w:tbl>
+      <w:tblPr>
+        <w:tblStyle w:val="Tablaconcuadrcula"/>
+        <w:tblW w:w="0" w:type="auto"/>
+        <w:jc w:val="center"/>
+        <w:tblLook w:val="04A0" w:firstRow="1" w:lastRow="0" w:firstColumn="1" w:lastColumn="0" w:noHBand="0" w:noVBand="1"/>
+      </w:tblPr>
+      <w:tblGrid>
+        <w:gridCol w:w="4235"/>
+        <w:gridCol w:w="4259"/>
+      </w:tblGrid>
+      <w:tr>
+        <w:trPr>
+          <w:jc w:val="center"/>
+        </w:trPr>
+        <w:tc>
+          <w:tcPr>
+            <w:tcW w:w="4968" w:type="dxa"/>
+            <w:shd w:val="clear" w:color="auto" w:fill="1F4E79"/>
+          </w:tcPr>
+          <w:p>
+            <w:r>
+              <w:rPr>
+                <w:rFonts w:ascii="Aptos" w:eastAsia="Aptos" w:hAnsi="Aptos"/>
+                <w:b/>
+                <w:color w:val="FFFFFF"/>
+                <w:sz w:val="20"/>
+              </w:rPr>
+              <w:t>Aprendizaje</w:t>
+            </w:r>
+          </w:p>
+        </w:tc>
+        <w:tc>
+          <w:tcPr>
+            <w:tcW w:w="4968" w:type="dxa"/>
+            <w:shd w:val="clear" w:color="auto" w:fill="1F4E79"/>
+          </w:tcPr>
+          <w:p>
+            <w:r>
+              <w:rPr>
+                <w:rFonts w:ascii="Aptos" w:eastAsia="Aptos" w:hAnsi="Aptos"/>
+                <w:b/>
+                <w:color w:val="FFFFFF"/>
+                <w:sz w:val="20"/>
+              </w:rPr>
+              <w:t>Explicación fácil</w:t>
+            </w:r>
+          </w:p>
+        </w:tc>
+      </w:tr>
+      <w:tr>
+        <w:trPr>
+          <w:jc w:val="center"/>
+        </w:trPr>
+        <w:tc>
+          <w:tcPr>
+            <w:tcW w:w="4968" w:type="dxa"/>
+          </w:tcPr>
+          <w:p>
+            <w:r>
+              <w:rPr>
+                <w:rFonts w:ascii="Aptos" w:eastAsia="Aptos" w:hAnsi="Aptos"/>
+                <w:sz w:val="19"/>
+              </w:rPr>
+              <w:t>Prompts</w:t>
+            </w:r>
+          </w:p>
+        </w:tc>
+        <w:tc>
+          <w:tcPr>
+            <w:tcW w:w="4968" w:type="dxa"/>
+          </w:tcPr>
+          <w:p>
+            <w:pPr>
+              <w:rPr>
+                <w:lang w:val="es-ES"/>
+              </w:rPr>
+            </w:pPr>
+            <w:r>
+              <w:rPr>
+                <w:rFonts w:ascii="Aptos" w:eastAsia="Aptos" w:hAnsi="Aptos"/>
+                <w:sz w:val="19"/>
+                <w:lang w:val="es-ES"/>
+              </w:rPr>
+              <w:t>Cuanto mejor se da la instrucción, mejor suele responder la IA.</w:t>
+            </w:r>
+          </w:p>
+        </w:tc>
+      </w:tr>
+      <w:tr>
+        <w:trPr>
+          <w:jc w:val="center"/>
+        </w:trPr>
+        <w:tc>
+          <w:tcPr>
+            <w:tcW w:w="4968" w:type="dxa"/>
+          </w:tcPr>
+          <w:p>
+            <w:r>
+              <w:rPr>
+                <w:rFonts w:ascii="Aptos" w:eastAsia="Aptos" w:hAnsi="Aptos"/>
+                <w:sz w:val="19"/>
+              </w:rPr>
+              <w:t>Iteración</w:t>
+            </w:r>
+          </w:p>
+        </w:tc>
+        <w:tc>
+          <w:tcPr>
+            <w:tcW w:w="4968" w:type="dxa"/>
+          </w:tcPr>
+          <w:p>
+            <w:pPr>
+              <w:rPr>
+                <w:lang w:val="es-ES"/>
+              </w:rPr>
+            </w:pPr>
+            <w:r>
+              <w:rPr>
+                <w:rFonts w:ascii="Aptos" w:eastAsia="Aptos" w:hAnsi="Aptos"/>
+                <w:sz w:val="19"/>
+                <w:lang w:val="es-ES"/>
+              </w:rPr>
+              <w:t>La primera respuesta no tiene por qué ser la mejor; mejorar versiones forma parte del proceso.</w:t>
+            </w:r>
+          </w:p>
+        </w:tc>
+      </w:tr>
+      <w:tr>
+        <w:trPr>
+          <w:jc w:val="center"/>
+        </w:trPr>
+        <w:tc>
+          <w:tcPr>
+            <w:tcW w:w="4968" w:type="dxa"/>
+          </w:tcPr>
+          <w:p>
+            <w:r>
+              <w:rPr>
+                <w:rFonts w:ascii="Aptos" w:eastAsia="Aptos" w:hAnsi="Aptos"/>
+                <w:sz w:val="19"/>
+              </w:rPr>
+              <w:t>Supervisión humana</w:t>
+            </w:r>
+          </w:p>
+        </w:tc>
+        <w:tc>
+          <w:tcPr>
+            <w:tcW w:w="4968" w:type="dxa"/>
+          </w:tcPr>
+          <w:p>
+            <w:pPr>
+              <w:rPr>
+                <w:lang w:val="es-ES"/>
+              </w:rPr>
+            </w:pPr>
+            <w:r>
+              <w:rPr>
+                <w:rFonts w:ascii="Aptos" w:eastAsia="Aptos" w:hAnsi="Aptos"/>
+                <w:sz w:val="19"/>
+                <w:lang w:val="es-ES"/>
+              </w:rPr>
+              <w:t>La IA ayuda mucho, pero la empresa debe revisar el resultado antes de usarlo.</w:t>
+            </w:r>
+          </w:p>
+        </w:tc>
+      </w:tr>
+      <w:tr>
+        <w:trPr>
+          <w:jc w:val="center"/>
+        </w:trPr>
+        <w:tc>
+          <w:tcPr>
+            <w:tcW w:w="4968" w:type="dxa"/>
+          </w:tcPr>
+          <w:p>
+            <w:r>
+              <w:rPr>
+                <w:rFonts w:ascii="Aptos" w:eastAsia="Aptos" w:hAnsi="Aptos"/>
+                <w:sz w:val="19"/>
+              </w:rPr>
+              <w:t>Reutilización</w:t>
+            </w:r>
+          </w:p>
+        </w:tc>
+        <w:tc>
+          <w:tcPr>
+            <w:tcW w:w="4968" w:type="dxa"/>
+          </w:tcPr>
+          <w:p>
+            <w:pPr>
+              <w:rPr>
+                <w:lang w:val="es-ES"/>
+              </w:rPr>
+            </w:pPr>
+            <w:r>
+              <w:rPr>
+                <w:rFonts w:ascii="Aptos" w:eastAsia="Aptos" w:hAnsi="Aptos"/>
+                <w:sz w:val="19"/>
+                <w:lang w:val="es-ES"/>
+              </w:rPr>
+              <w:t>Un prompt que funciona puede guardarse y convertirse en procedimiento interno.</w:t>
+            </w:r>
+          </w:p>
+        </w:tc>
+      </w:tr>
+    </w:tbl>
+    <w:p>
+      <w:pPr>
+        <w:pStyle w:val="Ttulo1"/>
+      </w:pPr>
+      <w:r>
+        <w:t>6. Recomendaciones de implantación en empresa</w:t>
+      </w:r>
+    </w:p>
+    <w:p>
+      <w:pPr>
+        <w:pStyle w:val="Listaconvietas"/>
+        <w:rPr>
+          <w:lang w:val="es-ES"/>
+        </w:rPr>
+      </w:pPr>
+      <w:r>
+        <w:rPr>
+          <w:lang w:val="es-ES"/>
+        </w:rPr>
+        <w:t>Empezar con un piloto pequeño y medible: un canal, un equipo y un objetivo claro.</w:t>
+      </w:r>
+    </w:p>
+    <w:p>
+      <w:pPr>
+        <w:pStyle w:val="Listaconvietas"/>
+        <w:rPr>
+          <w:lang w:val="es-ES"/>
+        </w:rPr>
+      </w:pPr>
+      <w:r>
+        <w:rPr>
+          <w:lang w:val="es-ES"/>
+        </w:rPr>
+        <w:t>Definir qué contenidos puede generar Jasper y cuáles requieren validación senior obligatoria.</w:t>
+      </w:r>
+    </w:p>
+    <w:p>
+      <w:pPr>
+        <w:pStyle w:val="Listaconvietas"/>
+        <w:rPr>
+          <w:lang w:val="es-ES"/>
+        </w:rPr>
+      </w:pPr>
+      <w:r>
+        <w:rPr>
+          <w:lang w:val="es-ES"/>
+        </w:rPr>
+        <w:t>Crear una biblioteca interna de prompts aprobados por negocio.</w:t>
+      </w:r>
+    </w:p>
+    <w:p>
+      <w:pPr>
+        <w:pStyle w:val="Listaconvietas"/>
+        <w:rPr>
+          <w:lang w:val="es-ES"/>
+        </w:rPr>
+      </w:pPr>
+      <w:r>
+        <w:rPr>
+          <w:lang w:val="es-ES"/>
+        </w:rPr>
+        <w:t>Establecer una revisión humana final para evitar errores, tono inadecuado o información no validada.</w:t>
+      </w:r>
+    </w:p>
+    <w:p>
+      <w:pPr>
+        <w:pStyle w:val="Listaconvietas"/>
+        <w:rPr>
+          <w:lang w:val="es-ES"/>
+        </w:rPr>
+      </w:pPr>
+      <w:r>
+        <w:rPr>
+          <w:lang w:val="es-ES"/>
+        </w:rPr>
+        <w:t>Medir el impacto: tiempo ahorrado, número de piezas creadas, velocidad de respuesta y calidad percibida.</w:t>
+      </w:r>
+    </w:p>
+    <w:p>
+      <w:pPr>
+        <w:pStyle w:val="Listaconvietas"/>
+        <w:rPr>
+          <w:lang w:val="es-ES"/>
+        </w:rPr>
+      </w:pPr>
+      <w:r>
+        <w:rPr>
+          <w:lang w:val="es-ES"/>
+        </w:rPr>
+        <w:t>Si el piloto funciona, ampliar uso a ventas, comunicación y soporte.</w:t>
+      </w:r>
+    </w:p>
+    <w:p>
+      <w:pPr>
+        <w:pStyle w:val="Ttulo2"/>
+      </w:pPr>
+      <w:r>
+        <w:t>Mini hoja de ruta 30-60-90 días</w:t>
+      </w:r>
+    </w:p>
+    <w:tbl>
+      <w:tblPr>
+        <w:tblStyle w:val="Tablaconcuadrcula"/>
+        <w:tblW w:w="0" w:type="auto"/>
+        <w:jc w:val="center"/>
+        <w:tblLook w:val="04A0" w:firstRow="1" w:lastRow="0" w:firstColumn="1" w:lastColumn="0" w:noHBand="0" w:noVBand="1"/>
+      </w:tblPr>
+      <w:tblGrid>
+        <w:gridCol w:w="2821"/>
+        <w:gridCol w:w="2799"/>
+        <w:gridCol w:w="2874"/>
+      </w:tblGrid>
+      <w:tr>
+        <w:trPr>
+          <w:jc w:val="center"/>
+        </w:trPr>
+        <w:tc>
+          <w:tcPr>
+            <w:tcW w:w="3312" w:type="dxa"/>
+            <w:shd w:val="clear" w:color="auto" w:fill="1F4E79"/>
+          </w:tcPr>
+          <w:p>
+            <w:r>
+              <w:rPr>
+                <w:rFonts w:ascii="Aptos" w:eastAsia="Aptos" w:hAnsi="Aptos"/>
+                <w:b/>
+                <w:color w:val="FFFFFF"/>
+                <w:sz w:val="20"/>
+              </w:rPr>
+              <w:t>30 días</w:t>
+            </w:r>
+          </w:p>
+        </w:tc>
+        <w:tc>
+          <w:tcPr>
+            <w:tcW w:w="3312" w:type="dxa"/>
+            <w:shd w:val="clear" w:color="auto" w:fill="1F4E79"/>
+          </w:tcPr>
+          <w:p>
+            <w:r>
+              <w:rPr>
+                <w:rFonts w:ascii="Aptos" w:eastAsia="Aptos" w:hAnsi="Aptos"/>
+                <w:b/>
+                <w:color w:val="FFFFFF"/>
+                <w:sz w:val="20"/>
+              </w:rPr>
+              <w:t>60 días</w:t>
+            </w:r>
+          </w:p>
+        </w:tc>
+        <w:tc>
+          <w:tcPr>
+            <w:tcW w:w="3312" w:type="dxa"/>
+            <w:shd w:val="clear" w:color="auto" w:fill="1F4E79"/>
+          </w:tcPr>
+          <w:p>
+            <w:r>
+              <w:rPr>
+                <w:rFonts w:ascii="Aptos" w:eastAsia="Aptos" w:hAnsi="Aptos"/>
+                <w:b/>
+                <w:color w:val="FFFFFF"/>
+                <w:sz w:val="20"/>
+              </w:rPr>
+              <w:t>90 días</w:t>
+            </w:r>
+          </w:p>
+        </w:tc>
+      </w:tr>
+      <w:tr>
+        <w:trPr>
+          <w:jc w:val="center"/>
+        </w:trPr>
+        <w:tc>
+          <w:tcPr>
+            <w:tcW w:w="3312" w:type="dxa"/>
+          </w:tcPr>
+          <w:p>
+            <w:pPr>
+              <w:rPr>
+                <w:lang w:val="es-ES"/>
+              </w:rPr>
+            </w:pPr>
+            <w:r>
+              <w:rPr>
+                <w:rFonts w:ascii="Aptos" w:eastAsia="Aptos" w:hAnsi="Aptos"/>
+                <w:sz w:val="19"/>
+                <w:lang w:val="es-ES"/>
+              </w:rPr>
+              <w:t>Formación inicial, pruebas guiadas y selección de 2 o 3 casos de uso.</w:t>
+            </w:r>
+          </w:p>
+        </w:tc>
+        <w:tc>
+          <w:tcPr>
+            <w:tcW w:w="3312" w:type="dxa"/>
+          </w:tcPr>
+          <w:p>
+            <w:pPr>
+              <w:rPr>
+                <w:lang w:val="es-ES"/>
+              </w:rPr>
+            </w:pPr>
+            <w:r>
+              <w:rPr>
+                <w:rFonts w:ascii="Aptos" w:eastAsia="Aptos" w:hAnsi="Aptos"/>
+                <w:sz w:val="19"/>
+                <w:lang w:val="es-ES"/>
+              </w:rPr>
+              <w:t>Creación de prompts estándar, primeras métricas y rutina de revisión.</w:t>
+            </w:r>
+          </w:p>
+        </w:tc>
+        <w:tc>
+          <w:tcPr>
+            <w:tcW w:w="3312" w:type="dxa"/>
+          </w:tcPr>
+          <w:p>
+            <w:pPr>
+              <w:rPr>
+                <w:lang w:val="es-ES"/>
+              </w:rPr>
+            </w:pPr>
+            <w:r>
+              <w:rPr>
+                <w:rFonts w:ascii="Aptos" w:eastAsia="Aptos" w:hAnsi="Aptos"/>
+                <w:sz w:val="19"/>
+                <w:lang w:val="es-ES"/>
+              </w:rPr>
+              <w:t>Escalado a más áreas, decisión de continuidad y formalización del proceso.</w:t>
+            </w:r>
+          </w:p>
+        </w:tc>
+      </w:tr>
+    </w:tbl>
+    <w:p>
+      <w:pPr>
+        <w:pStyle w:val="Ttulo1"/>
+      </w:pPr>
+      <w:r>
+        <w:lastRenderedPageBreak/>
+        <w:t>7. Fuentes consultadas</w:t>
+      </w:r>
+    </w:p>
+    <w:p>
+      <w:pPr>
+        <w:pStyle w:val="Listaconvietas"/>
+        <w:rPr>
+          <w:lang w:val="es-ES"/>
+        </w:rPr>
+      </w:pPr>
+      <w:r>
+        <w:rPr>
+          <w:lang w:val="es-ES"/>
+        </w:rPr>
+        <w:t>Web oficial de Jasper: página principal y descripción de plataforma.</w:t>
+      </w:r>
+    </w:p>
+    <w:p>
+      <w:pPr>
+        <w:pStyle w:val="Listaconvietas"/>
+        <w:rPr>
+          <w:lang w:val="es-ES"/>
+        </w:rPr>
+      </w:pPr>
+      <w:r>
+        <w:rPr>
+          <w:lang w:val="es-ES"/>
+        </w:rPr>
+        <w:t>Jasper Pricing: información pública sobre planes Pro y Business y prueba gratuita de 7 días.</w:t>
+      </w:r>
+    </w:p>
+    <w:p>
+      <w:pPr>
+        <w:pStyle w:val="Listaconvietas"/>
+        <w:rPr>
+          <w:lang w:val="es-ES"/>
+        </w:rPr>
+      </w:pPr>
+      <w:r>
+        <w:rPr>
+          <w:lang w:val="es-ES"/>
+        </w:rPr>
+        <w:t>Jasper Tools y documentación pública de producto accesible desde la web oficial.</w:t>
+      </w:r>
+    </w:p>
+    <w:p>
+      <w:pPr>
+        <w:jc w:val="center"/>
+      </w:pPr>
+      <w:r>
+        <w:rPr>
+          <w:i/>
+          <w:color w:val="646464"/>
+        </w:rPr>
+        <w:br/>
+        <w:t xml:space="preserve">Documento preparado en formato didáctico para uso interno de </w:t>
+      </w:r>
+      <w:r>
+        <w:rPr>
+          <w:i/>
+          <w:color w:val="646464"/>
+        </w:rPr>
+        <w:t>loa lumnos y alumnas del curso</w:t>
+      </w:r>
+      <w:r>
+        <w:rPr>
+          <w:i/>
+          <w:color w:val="646464"/>
+        </w:rPr>
+        <w:t>.</w:t>
+      </w:r>
+    </w:p>
+    <w:p>
+      <w:pPr>
+        <w:rPr>
+          <w:rStyle w:val="Hipervnculo"/>
+        </w:rPr>
+      </w:pPr>
     </w:p>
     <w:sectPr>
       <w:headerReference w:type="default" r:id="rId10"/>
@@ -8621,6 +10674,29 @@
       <w:shd w:val="clear" w:color="auto" w:fill="E1DFDD"/>
     </w:rPr>
   </w:style>
+  <w:style w:type="table" w:styleId="Tablaconcuadrcula">
+    <w:name w:val="Table Grid"/>
+    <w:basedOn w:val="Tablanormal"/>
+    <w:uiPriority w:val="59"/>
+    <w:rsid w:val="000E4D31"/>
+    <w:pPr>
+      <w:spacing w:after="0" w:line="240" w:lineRule="auto"/>
+    </w:pPr>
+    <w:rPr>
+      <w:rFonts w:eastAsiaTheme="minorEastAsia"/>
+      <w:lang w:val="en-US"/>
+    </w:rPr>
+    <w:tblPr>
+      <w:tblBorders>
+        <w:top w:val="single" w:sz="4" w:space="0" w:color="auto"/>
+        <w:left w:val="single" w:sz="4" w:space="0" w:color="auto"/>
+        <w:bottom w:val="single" w:sz="4" w:space="0" w:color="auto"/>
+        <w:right w:val="single" w:sz="4" w:space="0" w:color="auto"/>
+        <w:insideH w:val="single" w:sz="4" w:space="0" w:color="auto"/>
+        <w:insideV w:val="single" w:sz="4" w:space="0" w:color="auto"/>
+      </w:tblBorders>
+    </w:tblPr>
+  </w:style>
 </w:styles>
 </file>
 
